--- a/중국어_대화문/3부_docx/3부_05화_탕쉐의_편지.docx
+++ b/중국어_대화문/3부_docx/3부_05화_탕쉐의_편지.docx
@@ -18,7 +18,7 @@
         <w:t>등장인물:</w:t>
       </w:r>
       <w:r>
-        <w:t xml:space="preserve"> 쑤민 苏敏(31세, 수감 중인 전 변호사, 북원성 여자교도소 3감구 수감자) / 리구이란 栗桂兰(55세, 서링 여자 교도소 수감자, 검진차 임시 이감, 글을 모름) / 쉐 관교 薛燕(40대, 3감구 여성 관교) / 마 언니 麻姐(40대, 같은 감방 수감자) / 메이뤄란 梅若兰(70세 안팎, 은퇴한 변호사협회 비서장, 면회 온 전령) / 탕쉐 唐雪(29세, 우시촌 분교 교사, 서링 여자 교도소 수감자, 편지 속의 목소리)</w:t>
+        <w:t xml:space="preserve"> 쑤민 苏敏(31세, 수감 중인 전 변호사, 북원성 여자교도소 3감구 수감자) / 리구이란 栗桂兰(55세, 시링 여자 교도소 수감자, 검진차 임시 이감, 글을 모름) / 쉐 관교 薛燕(40대, 3감구 여성 관교) / 펑위메이 彭玉梅(47세, 3감구 2호 감방 방장) / 메이뤄란 梅若兰(70세 안팎, 은퇴한 변호사협회 비서장, 면회 온 전령) / 탕쉐 唐雪(29세, 우시촌 분교 교사, 시링 여자 교도소 수감자, 편지 속의 목소리)</w:t>
       </w:r>
     </w:p>
     <w:p>
@@ -91,7 +91,7 @@
     </w:p>
     <w:p>
       <w:r>
-        <w:t>(薛管教的钥匙声走远了。麻姐从上铺探出头，打量了新来的人一眼，又缩回去。栗桂兰抱着铺盖站着，不知道该把脚放在哪里。)</w:t>
+        <w:t>(薛管教的钥匙声走远了。彭姐从上铺探出头，打量了新来的人一眼，又缩回去。栗桂兰抱着铺盖站着，不知道该把脚放在哪里。)</w:t>
       </w:r>
     </w:p>
     <w:p>
@@ -181,7 +181,7 @@
         <w:rPr>
           <w:b/>
         </w:rPr>
-        <w:t>麻姐:</w:t>
+        <w:t>彭玉梅:</w:t>
       </w:r>
       <w:r>
         <w:t xml:space="preserve"> (在上铺懒洋洋地说) 新来的，别看了，她又不是你亲戚。</w:t>
@@ -203,7 +203,7 @@
         <w:rPr>
           <w:b/>
         </w:rPr>
-        <w:t>麻姐:</w:t>
+        <w:t>彭玉梅:</w:t>
       </w:r>
       <w:r>
         <w:t xml:space="preserve"> 那你眼花得不轻。我跟你说，这屋里就数老苏最不爱说话，可你要是写不出状子、读不懂信，找她，一句闲话没有。</w:t>
@@ -217,7 +217,7 @@
         <w:t>苏敏:</w:t>
       </w:r>
       <w:r>
-        <w:t xml:space="preserve"> 麻姐，您别把我说成菩萨。我收工分，也收咸菜。</w:t>
+        <w:t xml:space="preserve"> 彭姐，您别把我说成菩萨。我收工分，也收咸菜。</w:t>
       </w:r>
     </w:p>
     <w:p>
@@ -225,7 +225,7 @@
         <w:rPr>
           <w:b/>
         </w:rPr>
-        <w:t>麻姐:</w:t>
+        <w:t>彭玉梅:</w:t>
       </w:r>
       <w:r>
         <w:t xml:space="preserve"> (哼了一声) 看，还会讲价。</w:t>
@@ -439,7 +439,7 @@
     </w:p>
     <w:p>
       <w:r>
-        <w:t>(夜里十一点。熄灯了，走廊的夜灯却整夜亮着，一道昏黄的光从门上的小窗斜进来，落在水泥地上。监室里只有呼吸声和麻姐的鼾声。苏敏侧身躺着，睁着眼。对面下铺，栗桂兰翻了个身，用气声开口。)</w:t>
+        <w:t>(夜里十一点。熄灯了，走廊的夜灯却整夜亮着，一道昏黄的光从门上的小窗斜进来，落在水泥地上。监室里只有呼吸声和彭姐的鼾声。苏敏侧身躺着，睁着眼。对面下铺，栗桂兰翻了个身，用气声开口。)</w:t>
       </w:r>
     </w:p>
     <w:p>
@@ -685,7 +685,7 @@
         <w:rPr>
           <w:b/>
         </w:rPr>
-        <w:t>麻姐:</w:t>
+        <w:t>彭玉梅:</w:t>
       </w:r>
       <w:r>
         <w:t xml:space="preserve"> (接过糖，剥开，塞进嘴里) 管教，一年就这一回，您大方点，再给一颗！</w:t>
@@ -962,7 +962,7 @@
     </w:p>
     <w:p>
       <w:r>
-        <w:t>(很久，苏敏一动不动。监室里只有麻姐的鼾声和水管偶尔的滴水声。对面的栗桂兰轻轻咳了一声，没有再问。)</w:t>
+        <w:t>(很久，苏敏一动不动。监室里只有彭姐的鼾声和水管偶尔的滴水声。对面的栗桂兰轻轻咳了一声，没有再问。)</w:t>
       </w:r>
     </w:p>
     <w:p>
@@ -2044,7 +2044,7 @@
     </w:p>
     <w:p>
       <w:r>
-        <w:t>(麻姐从上铺探下头，看着空了的下铺。)</w:t>
+        <w:t>(彭姐从上铺探下头，看着空了的下铺。)</w:t>
       </w:r>
     </w:p>
     <w:p>
@@ -2052,7 +2052,7 @@
         <w:rPr>
           <w:b/>
         </w:rPr>
-        <w:t>麻姐:</w:t>
+        <w:t>彭玉梅:</w:t>
       </w:r>
       <w:r>
         <w:t xml:space="preserve"> 老苏，她走了，你的魂也跟着走了？</w:t>
@@ -2066,7 +2066,7 @@
         <w:t>苏敏:</w:t>
       </w:r>
       <w:r>
-        <w:t xml:space="preserve"> 没有。麻姐，今天轮到我擦窗台。</w:t>
+        <w:t xml:space="preserve"> 没有。彭姐，今天轮到我擦窗台。</w:t>
       </w:r>
     </w:p>
     <w:p>
@@ -2074,7 +2074,7 @@
         <w:rPr>
           <w:b/>
         </w:rPr>
-        <w:t>麻姐:</w:t>
+        <w:t>彭玉梅:</w:t>
       </w:r>
       <w:r>
         <w:t xml:space="preserve"> 擦吧擦吧。(重新躺下，翻了个身) 这三个礼拜，我看你和她，嘴上不说，眼睛里全是话。我这个人嘴碎，可我也有一样好处：不该看见的，我一样没看见。</w:t>
@@ -2088,7 +2088,7 @@
         <w:t>苏敏:</w:t>
       </w:r>
       <w:r>
-        <w:t xml:space="preserve"> 谢谢麻姐。</w:t>
+        <w:t xml:space="preserve"> 谢谢彭姐。</w:t>
       </w:r>
     </w:p>
     <w:p>
@@ -2096,7 +2096,7 @@
         <w:rPr>
           <w:b/>
         </w:rPr>
-        <w:t>麻姐:</w:t>
+        <w:t>彭玉梅:</w:t>
       </w:r>
       <w:r>
         <w:t xml:space="preserve"> 少来。你的咸菜给我留两根就行。(把栗桂兰没喝完的半缸水倒进自己缸里，慢慢喝掉)</w:t>
